--- a/plans/Templates/Xth grade - XT - Week X - Rubric for Summative X.docx
+++ b/plans/Templates/Xth grade - XT - Week X - Rubric for Summative X.docx
@@ -18,11 +18,13 @@
         <w:tblLook w:val="0600" w:firstRow="0" w:lastRow="0" w:firstColumn="0" w:lastColumn="0" w:noHBand="1" w:noVBand="1"/>
       </w:tblPr>
       <w:tblGrid>
-        <w:gridCol w:w="1833"/>
-        <w:gridCol w:w="2990"/>
-        <w:gridCol w:w="1478"/>
-        <w:gridCol w:w="1468"/>
-        <w:gridCol w:w="3574"/>
+        <w:gridCol w:w="1830"/>
+        <w:gridCol w:w="1988"/>
+        <w:gridCol w:w="850"/>
+        <w:gridCol w:w="1627"/>
+        <w:gridCol w:w="1775"/>
+        <w:gridCol w:w="709"/>
+        <w:gridCol w:w="2564"/>
       </w:tblGrid>
       <w:tr>
         <w:trPr>
@@ -31,7 +33,7 @@
         <w:tc>
           <w:tcPr>
             <w:tcW w:w="11343" w:type="dxa"/>
-            <w:gridSpan w:val="5"/>
+            <w:gridSpan w:val="7"/>
             <w:tcMar>
               <w:top w:w="100" w:type="dxa"/>
               <w:left w:w="100" w:type="dxa"/>
@@ -58,6 +60,73 @@
             </w:pPr>
             <w:r>
               <w:rPr>
+                <w:noProof/>
+              </w:rPr>
+              <w:drawing>
+                <wp:anchor distT="0" distB="0" distL="114300" distR="114300" simplePos="0" relativeHeight="251658240" behindDoc="0" locked="0" layoutInCell="1" allowOverlap="1">
+                  <wp:simplePos x="0" y="0"/>
+                  <wp:positionH relativeFrom="column">
+                    <wp:posOffset>90805</wp:posOffset>
+                  </wp:positionH>
+                  <wp:positionV relativeFrom="paragraph">
+                    <wp:posOffset>-10893</wp:posOffset>
+                  </wp:positionV>
+                  <wp:extent cx="464233" cy="595860"/>
+                  <wp:effectExtent l="0" t="0" r="5715" b="1270"/>
+                  <wp:wrapNone/>
+                  <wp:docPr id="2095330268" name="Picture 1" descr="Grupo Academia Internacional"/>
+                  <wp:cNvGraphicFramePr>
+                    <a:graphicFrameLocks xmlns:a="http://schemas.openxmlformats.org/drawingml/2006/main" noChangeAspect="1"/>
+                  </wp:cNvGraphicFramePr>
+                  <a:graphic xmlns:a="http://schemas.openxmlformats.org/drawingml/2006/main">
+                    <a:graphicData uri="http://schemas.openxmlformats.org/drawingml/2006/picture">
+                      <pic:pic xmlns:pic="http://schemas.openxmlformats.org/drawingml/2006/picture">
+                        <pic:nvPicPr>
+                          <pic:cNvPr id="0" name="Picture 1" descr="Grupo Academia Internacional"/>
+                          <pic:cNvPicPr>
+                            <a:picLocks noChangeAspect="1" noChangeArrowheads="1"/>
+                          </pic:cNvPicPr>
+                        </pic:nvPicPr>
+                        <pic:blipFill>
+                          <a:blip r:embed="rId7" cstate="print">
+                            <a:extLst>
+                              <a:ext uri="{28A0092B-C50C-407E-A947-70E740481C1C}">
+                                <a14:useLocalDpi xmlns:a14="http://schemas.microsoft.com/office/drawing/2010/main" val="0"/>
+                              </a:ext>
+                            </a:extLst>
+                          </a:blip>
+                          <a:srcRect/>
+                          <a:stretch>
+                            <a:fillRect/>
+                          </a:stretch>
+                        </pic:blipFill>
+                        <pic:spPr bwMode="auto">
+                          <a:xfrm>
+                            <a:off x="0" y="0"/>
+                            <a:ext cx="464233" cy="595860"/>
+                          </a:xfrm>
+                          <a:prstGeom prst="rect">
+                            <a:avLst/>
+                          </a:prstGeom>
+                          <a:noFill/>
+                          <a:ln>
+                            <a:noFill/>
+                          </a:ln>
+                        </pic:spPr>
+                      </pic:pic>
+                    </a:graphicData>
+                  </a:graphic>
+                  <wp14:sizeRelH relativeFrom="page">
+                    <wp14:pctWidth>0</wp14:pctWidth>
+                  </wp14:sizeRelH>
+                  <wp14:sizeRelV relativeFrom="page">
+                    <wp14:pctHeight>0</wp14:pctHeight>
+                  </wp14:sizeRelV>
+                </wp:anchor>
+              </w:drawing>
+            </w:r>
+            <w:r>
+              <w:rPr>
                 <w:b/>
                 <w:bCs/>
                 <w:color w:val="000000"/>
@@ -83,6 +152,18 @@
               </w:rPr>
             </w:pPr>
             <w:r>
+              <w:fldChar w:fldCharType="begin"/>
+            </w:r>
+            <w:r>
+              <w:instrText xml:space="preserve"> INCLUDEPICTURE "https://images.squarespace-cdn.com/content/v1/5ef20e361b5c38645824cf2d/1ba41312-71c9-4bc6-b298-40d1a914a4ad/logo+_grupo_+academia+int.png.jpg" \* MERGEFORMATINET </w:instrText>
+            </w:r>
+            <w:r>
+              <w:fldChar w:fldCharType="separate"/>
+            </w:r>
+            <w:r>
+              <w:fldChar w:fldCharType="end"/>
+            </w:r>
+            <w:r>
               <w:rPr>
                 <w:b/>
                 <w:bCs/>
@@ -184,15 +265,7 @@
                 <w:bCs/>
                 <w:color w:val="000000"/>
               </w:rPr>
-              <w:t>Appreciation</w:t>
-            </w:r>
-            <w:r>
-              <w:rPr>
-                <w:b/>
-                <w:bCs/>
-                <w:color w:val="000000"/>
-              </w:rPr>
-              <w:t xml:space="preserve"> </w:t>
+              <w:t xml:space="preserve">Appreciation </w:t>
             </w:r>
             <w:r>
               <w:rPr>
@@ -424,7 +497,7 @@
         </w:trPr>
         <w:tc>
           <w:tcPr>
-            <w:tcW w:w="1833" w:type="dxa"/>
+            <w:tcW w:w="1830" w:type="dxa"/>
             <w:tcMar>
               <w:top w:w="100" w:type="dxa"/>
               <w:left w:w="100" w:type="dxa"/>
@@ -452,7 +525,7 @@
         </w:tc>
         <w:tc>
           <w:tcPr>
-            <w:tcW w:w="2990" w:type="dxa"/>
+            <w:tcW w:w="1988" w:type="dxa"/>
             <w:tcMar>
               <w:top w:w="100" w:type="dxa"/>
               <w:left w:w="100" w:type="dxa"/>
@@ -480,7 +553,7 @@
         </w:tc>
         <w:tc>
           <w:tcPr>
-            <w:tcW w:w="2946" w:type="dxa"/>
+            <w:tcW w:w="2477" w:type="dxa"/>
             <w:gridSpan w:val="2"/>
             <w:tcMar>
               <w:top w:w="100" w:type="dxa"/>
@@ -503,13 +576,36 @@
                 <w:b/>
                 <w:bCs/>
               </w:rPr>
+              <w:t>7</w:t>
+            </w:r>
+          </w:p>
+        </w:tc>
+        <w:tc>
+          <w:tcPr>
+            <w:tcW w:w="2484" w:type="dxa"/>
+            <w:gridSpan w:val="2"/>
+            <w:vAlign w:val="center"/>
+          </w:tcPr>
+          <w:p>
+            <w:pPr>
+              <w:jc w:val="center"/>
+              <w:rPr>
+                <w:b/>
+                <w:bCs/>
+              </w:rPr>
+            </w:pPr>
+            <w:r>
+              <w:rPr>
+                <w:b/>
+                <w:bCs/>
+              </w:rPr>
               <w:t>5</w:t>
             </w:r>
           </w:p>
         </w:tc>
         <w:tc>
           <w:tcPr>
-            <w:tcW w:w="3574" w:type="dxa"/>
+            <w:tcW w:w="2564" w:type="dxa"/>
             <w:tcMar>
               <w:top w:w="100" w:type="dxa"/>
               <w:left w:w="100" w:type="dxa"/>
@@ -542,7 +638,7 @@
         </w:trPr>
         <w:tc>
           <w:tcPr>
-            <w:tcW w:w="1833" w:type="dxa"/>
+            <w:tcW w:w="1830" w:type="dxa"/>
             <w:tcMar>
               <w:top w:w="100" w:type="dxa"/>
               <w:left w:w="100" w:type="dxa"/>
@@ -563,7 +659,7 @@
         </w:tc>
         <w:tc>
           <w:tcPr>
-            <w:tcW w:w="2990" w:type="dxa"/>
+            <w:tcW w:w="1988" w:type="dxa"/>
             <w:tcMar>
               <w:top w:w="100" w:type="dxa"/>
               <w:left w:w="100" w:type="dxa"/>
@@ -576,7 +672,7 @@
         </w:tc>
         <w:tc>
           <w:tcPr>
-            <w:tcW w:w="2946" w:type="dxa"/>
+            <w:tcW w:w="2477" w:type="dxa"/>
             <w:gridSpan w:val="2"/>
             <w:tcMar>
               <w:top w:w="100" w:type="dxa"/>
@@ -590,7 +686,15 @@
         </w:tc>
         <w:tc>
           <w:tcPr>
-            <w:tcW w:w="3574" w:type="dxa"/>
+            <w:tcW w:w="2484" w:type="dxa"/>
+            <w:gridSpan w:val="2"/>
+            <w:vAlign w:val="center"/>
+          </w:tcPr>
+          <w:p/>
+        </w:tc>
+        <w:tc>
+          <w:tcPr>
+            <w:tcW w:w="2564" w:type="dxa"/>
             <w:tcMar>
               <w:top w:w="100" w:type="dxa"/>
               <w:left w:w="100" w:type="dxa"/>
@@ -608,7 +712,7 @@
         </w:trPr>
         <w:tc>
           <w:tcPr>
-            <w:tcW w:w="1833" w:type="dxa"/>
+            <w:tcW w:w="1830" w:type="dxa"/>
             <w:tcMar>
               <w:top w:w="100" w:type="dxa"/>
               <w:left w:w="100" w:type="dxa"/>
@@ -628,7 +732,7 @@
         </w:tc>
         <w:tc>
           <w:tcPr>
-            <w:tcW w:w="2990" w:type="dxa"/>
+            <w:tcW w:w="1988" w:type="dxa"/>
             <w:tcMar>
               <w:top w:w="100" w:type="dxa"/>
               <w:left w:w="100" w:type="dxa"/>
@@ -641,7 +745,7 @@
         </w:tc>
         <w:tc>
           <w:tcPr>
-            <w:tcW w:w="2946" w:type="dxa"/>
+            <w:tcW w:w="2477" w:type="dxa"/>
             <w:gridSpan w:val="2"/>
             <w:tcMar>
               <w:top w:w="100" w:type="dxa"/>
@@ -655,7 +759,15 @@
         </w:tc>
         <w:tc>
           <w:tcPr>
-            <w:tcW w:w="3574" w:type="dxa"/>
+            <w:tcW w:w="2484" w:type="dxa"/>
+            <w:gridSpan w:val="2"/>
+            <w:vAlign w:val="center"/>
+          </w:tcPr>
+          <w:p/>
+        </w:tc>
+        <w:tc>
+          <w:tcPr>
+            <w:tcW w:w="2564" w:type="dxa"/>
             <w:tcMar>
               <w:top w:w="100" w:type="dxa"/>
               <w:left w:w="100" w:type="dxa"/>
@@ -673,7 +785,7 @@
         </w:trPr>
         <w:tc>
           <w:tcPr>
-            <w:tcW w:w="1833" w:type="dxa"/>
+            <w:tcW w:w="1830" w:type="dxa"/>
             <w:tcMar>
               <w:top w:w="100" w:type="dxa"/>
               <w:left w:w="100" w:type="dxa"/>
@@ -693,7 +805,7 @@
         </w:tc>
         <w:tc>
           <w:tcPr>
-            <w:tcW w:w="2990" w:type="dxa"/>
+            <w:tcW w:w="1988" w:type="dxa"/>
             <w:tcMar>
               <w:top w:w="100" w:type="dxa"/>
               <w:left w:w="100" w:type="dxa"/>
@@ -706,7 +818,7 @@
         </w:tc>
         <w:tc>
           <w:tcPr>
-            <w:tcW w:w="2946" w:type="dxa"/>
+            <w:tcW w:w="2477" w:type="dxa"/>
             <w:gridSpan w:val="2"/>
             <w:tcMar>
               <w:top w:w="100" w:type="dxa"/>
@@ -720,7 +832,15 @@
         </w:tc>
         <w:tc>
           <w:tcPr>
-            <w:tcW w:w="3574" w:type="dxa"/>
+            <w:tcW w:w="2484" w:type="dxa"/>
+            <w:gridSpan w:val="2"/>
+            <w:vAlign w:val="center"/>
+          </w:tcPr>
+          <w:p/>
+        </w:tc>
+        <w:tc>
+          <w:tcPr>
+            <w:tcW w:w="2564" w:type="dxa"/>
             <w:tcMar>
               <w:top w:w="100" w:type="dxa"/>
               <w:left w:w="100" w:type="dxa"/>
@@ -738,7 +858,7 @@
         </w:trPr>
         <w:tc>
           <w:tcPr>
-            <w:tcW w:w="1833" w:type="dxa"/>
+            <w:tcW w:w="1830" w:type="dxa"/>
             <w:tcMar>
               <w:top w:w="100" w:type="dxa"/>
               <w:left w:w="100" w:type="dxa"/>
@@ -758,7 +878,7 @@
         </w:tc>
         <w:tc>
           <w:tcPr>
-            <w:tcW w:w="2990" w:type="dxa"/>
+            <w:tcW w:w="1988" w:type="dxa"/>
             <w:tcMar>
               <w:top w:w="100" w:type="dxa"/>
               <w:left w:w="100" w:type="dxa"/>
@@ -771,7 +891,7 @@
         </w:tc>
         <w:tc>
           <w:tcPr>
-            <w:tcW w:w="2946" w:type="dxa"/>
+            <w:tcW w:w="2477" w:type="dxa"/>
             <w:gridSpan w:val="2"/>
             <w:tcMar>
               <w:top w:w="100" w:type="dxa"/>
@@ -785,7 +905,15 @@
         </w:tc>
         <w:tc>
           <w:tcPr>
-            <w:tcW w:w="3574" w:type="dxa"/>
+            <w:tcW w:w="2484" w:type="dxa"/>
+            <w:gridSpan w:val="2"/>
+            <w:vAlign w:val="center"/>
+          </w:tcPr>
+          <w:p/>
+        </w:tc>
+        <w:tc>
+          <w:tcPr>
+            <w:tcW w:w="2564" w:type="dxa"/>
             <w:tcMar>
               <w:top w:w="100" w:type="dxa"/>
               <w:left w:w="100" w:type="dxa"/>
@@ -803,7 +931,7 @@
         </w:trPr>
         <w:tc>
           <w:tcPr>
-            <w:tcW w:w="1833" w:type="dxa"/>
+            <w:tcW w:w="1830" w:type="dxa"/>
             <w:tcMar>
               <w:top w:w="100" w:type="dxa"/>
               <w:left w:w="100" w:type="dxa"/>
@@ -840,7 +968,7 @@
         </w:tc>
         <w:tc>
           <w:tcPr>
-            <w:tcW w:w="4468" w:type="dxa"/>
+            <w:tcW w:w="2838" w:type="dxa"/>
             <w:gridSpan w:val="2"/>
             <w:tcMar>
               <w:top w:w="100" w:type="dxa"/>
@@ -878,7 +1006,7 @@
         </w:tc>
         <w:tc>
           <w:tcPr>
-            <w:tcW w:w="5042" w:type="dxa"/>
+            <w:tcW w:w="3402" w:type="dxa"/>
             <w:gridSpan w:val="2"/>
             <w:tcMar>
               <w:top w:w="100" w:type="dxa"/>
@@ -916,6 +1044,31 @@
             </w:r>
           </w:p>
         </w:tc>
+        <w:tc>
+          <w:tcPr>
+            <w:tcW w:w="3273" w:type="dxa"/>
+            <w:gridSpan w:val="2"/>
+          </w:tcPr>
+          <w:p>
+            <w:pPr>
+              <w:widowControl w:val="0"/>
+              <w:pBdr>
+                <w:top w:val="nil"/>
+                <w:left w:val="nil"/>
+                <w:bottom w:val="nil"/>
+                <w:right w:val="nil"/>
+                <w:between w:val="nil"/>
+              </w:pBdr>
+              <w:jc w:val="center"/>
+              <w:rPr>
+                <w:b/>
+                <w:bCs/>
+                <w:color w:val="000000"/>
+                <w:highlight w:val="white"/>
+              </w:rPr>
+            </w:pPr>
+          </w:p>
+        </w:tc>
       </w:tr>
       <w:tr>
         <w:trPr>
@@ -923,7 +1076,7 @@
         </w:trPr>
         <w:tc>
           <w:tcPr>
-            <w:tcW w:w="1833" w:type="dxa"/>
+            <w:tcW w:w="1830" w:type="dxa"/>
             <w:tcMar>
               <w:top w:w="100" w:type="dxa"/>
               <w:left w:w="100" w:type="dxa"/>
@@ -1015,7 +1168,7 @@
         </w:tc>
         <w:tc>
           <w:tcPr>
-            <w:tcW w:w="4468" w:type="dxa"/>
+            <w:tcW w:w="2838" w:type="dxa"/>
             <w:gridSpan w:val="2"/>
             <w:tcMar>
               <w:top w:w="100" w:type="dxa"/>
@@ -1109,7 +1262,7 @@
         </w:tc>
         <w:tc>
           <w:tcPr>
-            <w:tcW w:w="5042" w:type="dxa"/>
+            <w:tcW w:w="3402" w:type="dxa"/>
             <w:gridSpan w:val="2"/>
             <w:tcMar>
               <w:top w:w="100" w:type="dxa"/>
@@ -1131,11 +1284,42 @@
               <w:ind w:left="69" w:right="25" w:firstLine="6"/>
               <w:jc w:val="both"/>
               <w:rPr>
+                <w:bCs/>
                 <w:color w:val="000000"/>
               </w:rPr>
             </w:pPr>
             <w:r>
               <w:rPr>
+                <w:bCs/>
+                <w:color w:val="000000"/>
+              </w:rPr>
+              <w:t>Files were delivered to Google Classroom, but not always on time or complete. The student was mostly prepared to work but occasionally missed a necessary resource, such as a computer, charger, email, or password.</w:t>
+            </w:r>
+          </w:p>
+        </w:tc>
+        <w:tc>
+          <w:tcPr>
+            <w:tcW w:w="3273" w:type="dxa"/>
+            <w:gridSpan w:val="2"/>
+          </w:tcPr>
+          <w:p>
+            <w:pPr>
+              <w:widowControl w:val="0"/>
+              <w:pBdr>
+                <w:top w:val="nil"/>
+                <w:left w:val="nil"/>
+                <w:bottom w:val="nil"/>
+                <w:right w:val="nil"/>
+                <w:between w:val="nil"/>
+              </w:pBdr>
+              <w:ind w:left="69" w:right="25" w:firstLine="6"/>
+              <w:jc w:val="both"/>
+              <w:rPr>
+                <w:color w:val="000000"/>
+              </w:rPr>
+            </w:pPr>
+            <w:r>
+              <w:rPr>
                 <w:color w:val="000000"/>
               </w:rPr>
               <w:t xml:space="preserve">Files were </w:t>
@@ -1170,13 +1354,7 @@
               <w:rPr>
                 <w:color w:val="000000"/>
               </w:rPr>
-              <w:t xml:space="preserve"> </w:t>
-            </w:r>
-            <w:r>
-              <w:rPr>
-                <w:color w:val="000000"/>
-              </w:rPr>
-              <w:t>computer, charger, email, and password.</w:t>
+              <w:t xml:space="preserve"> computer, charger, email, and password.</w:t>
             </w:r>
           </w:p>
         </w:tc>
@@ -1188,7 +1366,7 @@
         <w:tc>
           <w:tcPr>
             <w:tcW w:w="11343" w:type="dxa"/>
-            <w:gridSpan w:val="5"/>
+            <w:gridSpan w:val="7"/>
             <w:tcMar>
               <w:top w:w="100" w:type="dxa"/>
               <w:left w:w="100" w:type="dxa"/>

--- a/plans/Templates/Xth grade - XT - Week X - Rubric for Summative X.docx
+++ b/plans/Templates/Xth grade - XT - Week X - Rubric for Summative X.docx
@@ -1040,7 +1040,7 @@
                 <w:color w:val="000000"/>
                 <w:highlight w:val="white"/>
               </w:rPr>
-              <w:t>0</w:t>
+              <w:t>2</w:t>
             </w:r>
           </w:p>
         </w:tc>
@@ -1067,6 +1067,15 @@
                 <w:highlight w:val="white"/>
               </w:rPr>
             </w:pPr>
+            <w:r>
+              <w:rPr>
+                <w:b/>
+                <w:bCs/>
+                <w:color w:val="000000"/>
+                <w:highlight w:val="white"/>
+              </w:rPr>
+              <w:t>0</w:t>
+            </w:r>
           </w:p>
         </w:tc>
       </w:tr>
